--- a/Templates/шаблоны актов без залогов/физ иниц рестр + реал/решение реализ заемщик.docx
+++ b/Templates/шаблоны актов без залогов/физ иниц рестр + реал/решение реализ заемщик.docx
@@ -996,6 +996,9 @@
     </w:p>
     <w:p>
       <w:pPr>
+        <w:tabs>
+          <w:tab w:pos="9355" w:val="right"/>
+        </w:tabs>
         <w:spacing w:line="240" w:lineRule="auto"/>
         <w:ind w:firstLine="720"/>
         <w:jc w:val="both"/>
@@ -1019,20 +1022,17 @@
         <w:rPr>
           <w:rFonts w:ascii="Times New Roman" w:eastAsia="Times New Roman" w:hAnsi="Times New Roman" w:cs="Times New Roman"/>
         </w:rPr>
-        <w:tab/>
-      </w:r>
-      <w:r>
-        <w:rPr>
-          <w:rFonts w:ascii="Times New Roman" w:eastAsia="Times New Roman" w:hAnsi="Times New Roman" w:cs="Times New Roman"/>
-        </w:rPr>
-        <w:tab/>
-      </w:r>
-      <w:r>
-        <w:rPr>
-          <w:rFonts w:ascii="Times New Roman" w:eastAsia="Times New Roman" w:hAnsi="Times New Roman" w:cs="Times New Roman"/>
-        </w:rPr>
-        <w:tab/>
-        <w:t xml:space="preserve">                                                                                   [415]</w:t>
+      </w:r>
+      <w:r>
+        <w:rPr>
+          <w:rFonts w:ascii="Times New Roman" w:eastAsia="Times New Roman" w:hAnsi="Times New Roman" w:cs="Times New Roman"/>
+        </w:rPr>
+      </w:r>
+      <w:r>
+        <w:rPr>
+          <w:rFonts w:ascii="Times New Roman" w:eastAsia="Times New Roman" w:hAnsi="Times New Roman" w:cs="Times New Roman"/>
+        </w:rPr>
+        <w:t>[415]</w:t>
       </w:r>
     </w:p>
     <w:p>
